--- a/core/src/core/usecases/documents/builtin/blanks/contract-typical.docx
+++ b/core/src/core/usecases/documents/builtin/blanks/contract-typical.docx
@@ -13,15 +13,17 @@
         <w:rPr>
           <w:b/>
           <w:bCs/>
-          <w:sz w:val="24"/>
-          <w:szCs w:val="24"/>
+          <w:sz w:val="28"/>
+          <w:szCs w:val="28"/>
         </w:rPr>
         <w:t>ДОГОВОР</w:t>
       </w:r>
       <w:r>
         <w:rPr>
-          <w:sz w:val="24"/>
-          <w:szCs w:val="24"/>
+          <w:b/>
+          <w:bCs/>
+          <w:sz w:val="28"/>
+          <w:szCs w:val="28"/>
         </w:rPr>
         <w:t xml:space="preserve"> </w:t>
       </w:r>
@@ -37,15 +39,17 @@
         <w:rPr>
           <w:b/>
           <w:bCs/>
-          <w:sz w:val="24"/>
-          <w:szCs w:val="24"/>
+          <w:sz w:val="28"/>
+          <w:szCs w:val="28"/>
         </w:rPr>
         <w:t xml:space="preserve">ВОЗМЕЗДНОГО ОКАЗАНИЯ УСЛУГ N {{number}}</w:t>
       </w:r>
       <w:r>
         <w:rPr>
-          <w:sz w:val="24"/>
-          <w:szCs w:val="24"/>
+          <w:b/>
+          <w:bCs/>
+          <w:sz w:val="28"/>
+          <w:szCs w:val="28"/>
         </w:rPr>
         <w:t xml:space="preserve"> </w:t>
       </w:r>
@@ -70,36 +74,54 @@
     <w:p>
       <w:pPr>
         <w:pStyle w:val="Normal"/>
-        <w:spacing w:lineRule="auto" w:line="240" w:before="0" w:after="0"/>
-        <w:rPr>
-          <w:sz w:val="24"/>
-          <w:szCs w:val="24"/>
-        </w:rPr>
-      </w:pPr>
-      <w:r>
-        <w:rPr>
-          <w:sz w:val="24"/>
-          <w:szCs w:val="24"/>
-        </w:rPr>
-        <w:t xml:space="preserve">г. {{city}} {{date|long}}</w:t>
-      </w:r>
-    </w:p>
-    <w:p>
-      <w:pPr>
-        <w:pStyle w:val="Normal"/>
-        <w:spacing w:lineRule="auto" w:line="240" w:before="0" w:after="0"/>
-        <w:ind w:firstLine="540" w:end="0"/>
-        <w:rPr>
-          <w:sz w:val="24"/>
-          <w:szCs w:val="24"/>
-        </w:rPr>
-      </w:pPr>
-      <w:r>
-        <w:rPr>
-          <w:sz w:val="24"/>
-          <w:szCs w:val="24"/>
-        </w:rPr>
-        <w:t xml:space="preserve">{{client_name}}, именуемое в дальнейшем "Заказчик", в лице {{client_director}}, действующего на основании {{client_basis}}, с одной стороны, и {{seller_name}}, именуемое в дальнейшем "Исполнитель", в лице {{seller_director}}, действующего на основании {{seller_basis}}, с другой стороны, именуемые вместе "Стороны", а по отдельности "Сторона", заключили настоящий договор (далее - Договор) о нижеследующем. </w:t>
+        <w:tabs>
+          <w:tab w:val="right" w:pos="9355"/>
+        </w:tabs>
+        <w:spacing w:lineRule="auto" w:line="240" w:before="0" w:after="0"/>
+        <w:jc w:val="left"/>
+        <w:rPr>
+          <w:sz w:val="24"/>
+          <w:szCs w:val="24"/>
+        </w:rPr>
+      </w:pPr>
+      <w:r>
+        <w:rPr>
+          <w:sz w:val="24"/>
+          <w:szCs w:val="24"/>
+        </w:rPr>
+        <w:t xml:space="preserve">г. {{city}}</w:t>
+      </w:r>
+      <w:r>
+        <w:rPr>
+          <w:sz w:val="24"/>
+          <w:szCs w:val="24"/>
+        </w:rPr>
+        <w:tab/>
+      </w:r>
+      <w:r>
+        <w:rPr>
+          <w:sz w:val="24"/>
+          <w:szCs w:val="24"/>
+        </w:rPr>
+        <w:t xml:space="preserve">{{date|long}}</w:t>
+      </w:r>
+    </w:p>
+    <w:p>
+      <w:pPr>
+        <w:pStyle w:val="Normal"/>
+        <w:spacing w:lineRule="auto" w:line="240" w:before="240" w:after="0"/>
+        <w:ind w:firstLine="540" w:end="0"/>
+        <w:rPr>
+          <w:sz w:val="24"/>
+          <w:szCs w:val="24"/>
+        </w:rPr>
+      </w:pPr>
+      <w:r>
+        <w:rPr>
+          <w:sz w:val="24"/>
+          <w:szCs w:val="24"/>
+        </w:rPr>
+        <w:t xml:space="preserve">{{client_name}} (далее — "Заказчик"), от имени которого действует {{client_director}} на основании {{client_basis}}, с одной стороны, и {{seller_name}} (далее — "Исполнитель"), от имени которого действует {{seller_director}} на основании {{seller_basis}}, с другой стороны, именуемые вместе "Стороны", а по отдельности — "Сторона", заключили настоящий договор (далее — Договор) о нижеследующем.</w:t>
       </w:r>
     </w:p>
     <w:p>
@@ -122,6 +144,7 @@
     <w:p>
       <w:pPr>
         <w:pStyle w:val="Normal"/>
+        <w:keepNext/>
         <w:spacing w:lineRule="auto" w:line="240" w:before="0" w:after="0"/>
         <w:jc w:val="center"/>
         <w:rPr>
@@ -131,6 +154,8 @@
       </w:pPr>
       <w:r>
         <w:rPr>
+          <w:b/>
+          <w:bCs/>
           <w:sz w:val="24"/>
           <w:szCs w:val="24"/>
         </w:rPr>
@@ -248,312 +273,13 @@
     <w:p>
       <w:pPr>
         <w:pStyle w:val="Normal"/>
+        <w:keepNext/>
         <w:spacing w:lineRule="auto" w:line="240" w:before="0" w:after="0"/>
         <w:jc w:val="center"/>
         <w:rPr>
           <w:sz w:val="24"/>
           <w:szCs w:val="24"/>
         </w:rPr>
-      </w:pPr>
-      <w:r>
-        <w:rPr>
-          <w:sz w:val="24"/>
-          <w:szCs w:val="24"/>
-        </w:rPr>
-        <w:t xml:space="preserve">2. ПОРЯДОК ОКАЗАНИЯ УСЛУГ </w:t>
-      </w:r>
-    </w:p>
-    <w:p>
-      <w:pPr>
-        <w:pStyle w:val="Normal"/>
-        <w:spacing w:lineRule="auto" w:line="240" w:before="0" w:after="0"/>
-        <w:rPr>
-          <w:sz w:val="24"/>
-          <w:szCs w:val="24"/>
-        </w:rPr>
-      </w:pPr>
-      <w:r>
-        <w:rPr>
-          <w:sz w:val="24"/>
-          <w:szCs w:val="24"/>
-        </w:rPr>
-        <w:t xml:space="preserve">  </w:t>
-      </w:r>
-    </w:p>
-    <w:p>
-      <w:pPr>
-        <w:pStyle w:val="Normal"/>
-        <w:spacing w:lineRule="auto" w:line="240" w:before="0" w:after="0"/>
-        <w:ind w:firstLine="540" w:end="0"/>
-        <w:rPr>
-          <w:sz w:val="24"/>
-          <w:szCs w:val="24"/>
-        </w:rPr>
-      </w:pPr>
-      <w:r>
-        <w:rPr>
-          <w:sz w:val="24"/>
-          <w:szCs w:val="24"/>
-        </w:rPr>
-        <w:t xml:space="preserve">2.1. Качество услуг и их результата должно соответствовать следующим обязательным требованиям: {{requirements}}. </w:t>
-      </w:r>
-    </w:p>
-    <w:p>
-      <w:pPr>
-        <w:pStyle w:val="Normal"/>
-        <w:spacing w:lineRule="auto" w:line="240" w:before="0" w:after="0"/>
-        <w:ind w:firstLine="540" w:end="0"/>
-        <w:rPr>
-          <w:sz w:val="24"/>
-          <w:szCs w:val="24"/>
-        </w:rPr>
-      </w:pPr>
-      <w:r>
-        <w:rPr>
-          <w:sz w:val="24"/>
-          <w:szCs w:val="24"/>
-        </w:rPr>
-        <w:t xml:space="preserve">2.2. По направляемому электронной почтой запросу Исполнителя о получении информации, документов, дополнительных материалов и (или) оборудования Заказчик в срок не позднее 3 (трех) рабочих дней с момента доставки сообщения дает соответствующие разъяснения, информацию, документы, материалы и (или) оборудование по форме, указанной Исполнителем в запросе. </w:t>
-      </w:r>
-    </w:p>
-    <w:p>
-      <w:pPr>
-        <w:pStyle w:val="Normal"/>
-        <w:spacing w:lineRule="auto" w:line="240" w:before="0" w:after="0"/>
-        <w:ind w:firstLine="540" w:end="0"/>
-        <w:rPr>
-          <w:sz w:val="24"/>
-          <w:szCs w:val="24"/>
-        </w:rPr>
-      </w:pPr>
-      <w:r>
-        <w:rPr>
-          <w:sz w:val="24"/>
-          <w:szCs w:val="24"/>
-        </w:rPr>
-        <w:t xml:space="preserve">2.3. В случае предоставления Заказчиком документов, материалов и (или) оборудования Исполнитель обязан обеспечить их сохранность. Исполнитель возвращает Заказчику оставшиеся материалы и (или) оборудование с учетом нормального износа с Актом приемки-сдачи оказанных услуг или с односторонним Актом приемки-сдачи оказанных услуг. </w:t>
-      </w:r>
-    </w:p>
-    <w:p>
-      <w:pPr>
-        <w:pStyle w:val="Normal"/>
-        <w:spacing w:lineRule="auto" w:line="240" w:before="0" w:after="0"/>
-        <w:ind w:firstLine="540" w:end="0"/>
-        <w:rPr>
-          <w:sz w:val="24"/>
-          <w:szCs w:val="24"/>
-        </w:rPr>
-      </w:pPr>
-      <w:r>
-        <w:rPr>
-          <w:sz w:val="24"/>
-          <w:szCs w:val="24"/>
-        </w:rPr>
-        <w:t xml:space="preserve">2.4. Заказчик вправе проверять ход оказания услуг по Договору. В этих целях Заказчик: </w:t>
-      </w:r>
-    </w:p>
-    <w:p>
-      <w:pPr>
-        <w:pStyle w:val="Normal"/>
-        <w:spacing w:lineRule="auto" w:line="240" w:before="0" w:after="0"/>
-        <w:ind w:firstLine="540" w:end="0"/>
-        <w:rPr>
-          <w:sz w:val="24"/>
-          <w:szCs w:val="24"/>
-        </w:rPr>
-      </w:pPr>
-      <w:r>
-        <w:rPr>
-          <w:sz w:val="24"/>
-          <w:szCs w:val="24"/>
-        </w:rPr>
-        <w:t xml:space="preserve">- запрашивает соответствующую информацию в устной или письменной форме, в том числе путем направления Исполнителю сообщения по электронной почте. Исполнитель в срок не позднее 3 (трех) рабочих дней предоставляет Заказчику в устной или письменной форме отчет о ходе оказания услуг; </w:t>
-      </w:r>
-    </w:p>
-    <w:p>
-      <w:pPr>
-        <w:pStyle w:val="Normal"/>
-        <w:spacing w:lineRule="auto" w:line="240" w:before="0" w:after="0"/>
-        <w:ind w:firstLine="540" w:end="0"/>
-        <w:rPr>
-          <w:sz w:val="24"/>
-          <w:szCs w:val="24"/>
-        </w:rPr>
-      </w:pPr>
-      <w:r>
-        <w:rPr>
-          <w:sz w:val="24"/>
-          <w:szCs w:val="24"/>
-        </w:rPr>
-        <w:t xml:space="preserve">- осуществляет контроль за ходом оказания услуг. Исполнитель обязан обеспечить соответствующий доступ Заказчику и не препятствовать проведению контроля. </w:t>
-      </w:r>
-    </w:p>
-    <w:p>
-      <w:pPr>
-        <w:pStyle w:val="Normal"/>
-        <w:spacing w:lineRule="auto" w:line="240" w:before="0" w:after="0"/>
-        <w:rPr>
-          <w:sz w:val="24"/>
-          <w:szCs w:val="24"/>
-        </w:rPr>
-      </w:pPr>
-      <w:r>
-        <w:rPr>
-          <w:sz w:val="24"/>
-          <w:szCs w:val="24"/>
-        </w:rPr>
-        <w:t xml:space="preserve">  </w:t>
-      </w:r>
-    </w:p>
-    <w:p>
-      <w:pPr>
-        <w:pStyle w:val="Normal"/>
-        <w:spacing w:lineRule="auto" w:line="240" w:before="0" w:after="0"/>
-        <w:jc w:val="center"/>
-        <w:rPr>
-          <w:sz w:val="24"/>
-          <w:szCs w:val="24"/>
-        </w:rPr>
-      </w:pPr>
-      <w:r>
-        <w:rPr>
-          <w:sz w:val="24"/>
-          <w:szCs w:val="24"/>
-        </w:rPr>
-        <w:t xml:space="preserve">3. ПОРЯДОК СДАЧИ И ПРИЕМКИ УСЛУГ </w:t>
-      </w:r>
-    </w:p>
-    <w:p>
-      <w:pPr>
-        <w:pStyle w:val="Normal"/>
-        <w:spacing w:lineRule="auto" w:line="240" w:before="0" w:after="0"/>
-        <w:rPr>
-          <w:sz w:val="24"/>
-          <w:szCs w:val="24"/>
-        </w:rPr>
-      </w:pPr>
-      <w:r>
-        <w:rPr>
-          <w:sz w:val="24"/>
-          <w:szCs w:val="24"/>
-        </w:rPr>
-        <w:t xml:space="preserve">  </w:t>
-      </w:r>
-    </w:p>
-    <w:p>
-      <w:pPr>
-        <w:pStyle w:val="Normal"/>
-        <w:spacing w:lineRule="auto" w:line="240" w:before="0" w:after="0"/>
-        <w:ind w:firstLine="540" w:end="0"/>
-        <w:rPr>
-          <w:sz w:val="24"/>
-          <w:szCs w:val="24"/>
-        </w:rPr>
-      </w:pPr>
-      <w:r>
-        <w:rPr>
-          <w:sz w:val="24"/>
-          <w:szCs w:val="24"/>
-        </w:rPr>
-        <w:t xml:space="preserve">3.1. По факту оказания Услуг Исполнитель представляет Заказчику на подписание Акт приемки-сдачи оказанных услуг в двух экземплярах по форме, согласованной Сторонами. </w:t>
-      </w:r>
-    </w:p>
-    <w:p>
-      <w:pPr>
-        <w:pStyle w:val="Normal"/>
-        <w:spacing w:lineRule="auto" w:line="240" w:before="0" w:after="0"/>
-        <w:ind w:firstLine="540" w:end="0"/>
-        <w:rPr>
-          <w:sz w:val="24"/>
-          <w:szCs w:val="24"/>
-        </w:rPr>
-      </w:pPr>
-      <w:r>
-        <w:rPr>
-          <w:sz w:val="24"/>
-          <w:szCs w:val="24"/>
-        </w:rPr>
-        <w:t xml:space="preserve">3.2. Услуги считаются оказанными с момента подписания Сторонами Акта приемки-сдачи оказанных услуг. </w:t>
-      </w:r>
-    </w:p>
-    <w:p>
-      <w:pPr>
-        <w:pStyle w:val="Normal"/>
-        <w:spacing w:lineRule="auto" w:line="240" w:before="0" w:after="0"/>
-        <w:ind w:firstLine="540" w:end="0"/>
-        <w:rPr>
-          <w:sz w:val="24"/>
-          <w:szCs w:val="24"/>
-        </w:rPr>
-      </w:pPr>
-      <w:r>
-        <w:rPr>
-          <w:sz w:val="24"/>
-          <w:szCs w:val="24"/>
-        </w:rPr>
-        <w:t xml:space="preserve">3.3. Акт об оказании услуг составляется в соответствии с требованиями, предъявляемыми ст. 9 Федерального закона от 06.12.2011 N 402-ФЗ "О бухгалтерском учете" к оформлению первичных учетных документов. </w:t>
-      </w:r>
-    </w:p>
-    <w:p>
-      <w:pPr>
-        <w:pStyle w:val="Normal"/>
-        <w:spacing w:lineRule="auto" w:line="240" w:before="0" w:after="0"/>
-        <w:ind w:firstLine="540" w:end="0"/>
-        <w:rPr>
-          <w:sz w:val="24"/>
-          <w:szCs w:val="24"/>
-        </w:rPr>
-      </w:pPr>
-      <w:r>
-        <w:rPr>
-          <w:sz w:val="24"/>
-          <w:szCs w:val="24"/>
-        </w:rPr>
-        <w:t xml:space="preserve">3.4. Акт приемки-сдачи оказанных услуг Исполнитель составляет и подписывает в двух экземплярах и направляет на подписание Заказчику в срок не позднее 5 (пяти) рабочих дней с момента окончания срока оказания услуг. </w:t>
-      </w:r>
-    </w:p>
-    <w:p>
-      <w:pPr>
-        <w:pStyle w:val="Normal"/>
-        <w:spacing w:lineRule="auto" w:line="240" w:before="0" w:after="0"/>
-        <w:ind w:firstLine="540" w:end="0"/>
-        <w:rPr>
-          <w:sz w:val="24"/>
-          <w:szCs w:val="24"/>
-        </w:rPr>
-      </w:pPr>
-      <w:r>
-        <w:rPr>
-          <w:sz w:val="24"/>
-          <w:szCs w:val="24"/>
-        </w:rPr>
-        <w:t xml:space="preserve">3.5. В течение 5 (пяти) рабочих дней после получения Акта приемки-сдачи оказанных услуг Заказчик обязан подписать его и направить один экземпляр Исполнителю либо при наличии недостатков в качестве оказываемых услуг и (или) в их результате представить Исполнителю мотивированный отказ от его подписания. </w:t>
-      </w:r>
-    </w:p>
-    <w:p>
-      <w:pPr>
-        <w:pStyle w:val="Normal"/>
-        <w:spacing w:lineRule="auto" w:line="240" w:before="0" w:after="0"/>
-        <w:ind w:firstLine="540" w:end="0"/>
-        <w:rPr>
-          <w:sz w:val="24"/>
-          <w:szCs w:val="24"/>
-        </w:rPr>
-      </w:pPr>
-      <w:r>
-        <w:rPr>
-          <w:sz w:val="24"/>
-          <w:szCs w:val="24"/>
-        </w:rPr>
-        <w:t xml:space="preserve">3.6. В случае наличия недостатков в качестве оказываемых услуг и (или) в их результате Заказчик согласно ст. 723 ГК РФ вправе: </w:t>
-      </w:r>
-    </w:p>
-    <w:p>
-      <w:pPr>
-        <w:pStyle w:val="Normal"/>
-        <w:spacing w:lineRule="auto" w:line="240" w:before="0" w:after="0"/>
-        <w:ind w:firstLine="540" w:end="0"/>
-        <w:rPr/>
       </w:pPr>
       <w:r>
         <w:rPr>
@@ -562,22 +288,161 @@
           <w:sz w:val="24"/>
           <w:szCs w:val="24"/>
         </w:rPr>
-        <w:t xml:space="preserve">- потребовать безвозмездного устранения Исполнителем таких недостатков в течение 10 (десяти) рабочих дней со дня получения соответствующего требования Заказчика.</w:t>
-      </w:r>
-      <w:r>
-        <w:rPr>
-          <w:sz w:val="24"/>
-          <w:szCs w:val="24"/>
-        </w:rPr>
-        <w:t xml:space="preserve"> </w:t>
-      </w:r>
-    </w:p>
-    <w:p>
-      <w:pPr>
-        <w:pStyle w:val="Normal"/>
-        <w:spacing w:lineRule="auto" w:line="240" w:before="0" w:after="0"/>
-        <w:ind w:firstLine="540" w:end="0"/>
-        <w:rPr/>
+        <w:t xml:space="preserve">2. ПОРЯДОК ОКАЗАНИЯ УСЛУГ </w:t>
+      </w:r>
+    </w:p>
+    <w:p>
+      <w:pPr>
+        <w:pStyle w:val="Normal"/>
+        <w:spacing w:lineRule="auto" w:line="240" w:before="0" w:after="0"/>
+        <w:rPr>
+          <w:sz w:val="24"/>
+          <w:szCs w:val="24"/>
+        </w:rPr>
+      </w:pPr>
+      <w:r>
+        <w:rPr>
+          <w:sz w:val="24"/>
+          <w:szCs w:val="24"/>
+        </w:rPr>
+        <w:t xml:space="preserve">  </w:t>
+      </w:r>
+    </w:p>
+    <w:p>
+      <w:pPr>
+        <w:pStyle w:val="Normal"/>
+        <w:spacing w:lineRule="auto" w:line="240" w:before="0" w:after="0"/>
+        <w:ind w:firstLine="540" w:end="0"/>
+        <w:rPr>
+          <w:sz w:val="24"/>
+          <w:szCs w:val="24"/>
+        </w:rPr>
+      </w:pPr>
+      <w:r>
+        <w:rPr>
+          <w:sz w:val="24"/>
+          <w:szCs w:val="24"/>
+        </w:rPr>
+        <w:t xml:space="preserve">2.1. Качество услуг и их результата должно соответствовать следующим обязательным требованиям: {{requirements}}. </w:t>
+      </w:r>
+    </w:p>
+    <w:p>
+      <w:pPr>
+        <w:pStyle w:val="Normal"/>
+        <w:spacing w:lineRule="auto" w:line="240" w:before="0" w:after="0"/>
+        <w:ind w:firstLine="540" w:end="0"/>
+        <w:rPr>
+          <w:sz w:val="24"/>
+          <w:szCs w:val="24"/>
+        </w:rPr>
+      </w:pPr>
+      <w:r>
+        <w:rPr>
+          <w:sz w:val="24"/>
+          <w:szCs w:val="24"/>
+        </w:rPr>
+        <w:t xml:space="preserve">2.2. По направляемому электронной почтой запросу Исполнителя о получении информации, документов, дополнительных материалов и (или) оборудования Заказчик в срок не позднее 3 (трех) рабочих дней с момента доставки сообщения дает соответствующие разъяснения, информацию, документы, материалы и (или) оборудование по форме, указанной Исполнителем в запросе. </w:t>
+      </w:r>
+    </w:p>
+    <w:p>
+      <w:pPr>
+        <w:pStyle w:val="Normal"/>
+        <w:spacing w:lineRule="auto" w:line="240" w:before="0" w:after="0"/>
+        <w:ind w:firstLine="540" w:end="0"/>
+        <w:rPr>
+          <w:sz w:val="24"/>
+          <w:szCs w:val="24"/>
+        </w:rPr>
+      </w:pPr>
+      <w:r>
+        <w:rPr>
+          <w:sz w:val="24"/>
+          <w:szCs w:val="24"/>
+        </w:rPr>
+        <w:t xml:space="preserve">2.3. В случае предоставления Заказчиком документов, материалов и (или) оборудования Исполнитель обязан обеспечить их сохранность. Исполнитель возвращает Заказчику оставшиеся материалы и (или) оборудование с учетом нормального износа с Актом приемки-сдачи оказанных услуг или с односторонним Актом приемки-сдачи оказанных услуг. </w:t>
+      </w:r>
+    </w:p>
+    <w:p>
+      <w:pPr>
+        <w:pStyle w:val="Normal"/>
+        <w:spacing w:lineRule="auto" w:line="240" w:before="0" w:after="0"/>
+        <w:ind w:firstLine="540" w:end="0"/>
+        <w:rPr>
+          <w:sz w:val="24"/>
+          <w:szCs w:val="24"/>
+        </w:rPr>
+      </w:pPr>
+      <w:r>
+        <w:rPr>
+          <w:sz w:val="24"/>
+          <w:szCs w:val="24"/>
+        </w:rPr>
+        <w:t xml:space="preserve">2.4. Заказчик вправе проверять ход оказания услуг по Договору. В этих целях Заказчик: </w:t>
+      </w:r>
+    </w:p>
+    <w:p>
+      <w:pPr>
+        <w:pStyle w:val="Normal"/>
+        <w:spacing w:lineRule="auto" w:line="240" w:before="0" w:after="0"/>
+        <w:ind w:firstLine="540" w:end="0"/>
+        <w:rPr>
+          <w:sz w:val="24"/>
+          <w:szCs w:val="24"/>
+        </w:rPr>
+      </w:pPr>
+      <w:r>
+        <w:rPr>
+          <w:sz w:val="24"/>
+          <w:szCs w:val="24"/>
+        </w:rPr>
+        <w:t xml:space="preserve">- запрашивает соответствующую информацию в устной или письменной форме, в том числе путем направления Исполнителю сообщения по электронной почте. Исполнитель в срок не позднее 3 (трех) рабочих дней предоставляет Заказчику в устной или письменной форме отчет о ходе оказания услуг; </w:t>
+      </w:r>
+    </w:p>
+    <w:p>
+      <w:pPr>
+        <w:pStyle w:val="Normal"/>
+        <w:spacing w:lineRule="auto" w:line="240" w:before="0" w:after="0"/>
+        <w:ind w:firstLine="540" w:end="0"/>
+        <w:rPr>
+          <w:sz w:val="24"/>
+          <w:szCs w:val="24"/>
+        </w:rPr>
+      </w:pPr>
+      <w:r>
+        <w:rPr>
+          <w:sz w:val="24"/>
+          <w:szCs w:val="24"/>
+        </w:rPr>
+        <w:t xml:space="preserve">- осуществляет контроль за ходом оказания услуг. Исполнитель обязан обеспечить соответствующий доступ Заказчику и не препятствовать проведению контроля. </w:t>
+      </w:r>
+    </w:p>
+    <w:p>
+      <w:pPr>
+        <w:pStyle w:val="Normal"/>
+        <w:spacing w:lineRule="auto" w:line="240" w:before="0" w:after="0"/>
+        <w:rPr>
+          <w:sz w:val="24"/>
+          <w:szCs w:val="24"/>
+        </w:rPr>
+      </w:pPr>
+      <w:r>
+        <w:rPr>
+          <w:sz w:val="24"/>
+          <w:szCs w:val="24"/>
+        </w:rPr>
+        <w:t xml:space="preserve">  </w:t>
+      </w:r>
+    </w:p>
+    <w:p>
+      <w:pPr>
+        <w:pStyle w:val="Normal"/>
+        <w:keepNext/>
+        <w:spacing w:lineRule="auto" w:line="240" w:before="0" w:after="0"/>
+        <w:jc w:val="center"/>
+        <w:rPr>
+          <w:sz w:val="24"/>
+          <w:szCs w:val="24"/>
+        </w:rPr>
       </w:pPr>
       <w:r>
         <w:rPr>
@@ -586,14 +451,132 @@
           <w:sz w:val="24"/>
           <w:szCs w:val="24"/>
         </w:rPr>
-        <w:t>- потребовать соразмерного уменьшения стоимости услуг Исполнителя.</w:t>
-      </w:r>
-      <w:r>
-        <w:rPr>
-          <w:sz w:val="24"/>
-          <w:szCs w:val="24"/>
-        </w:rPr>
-        <w:t xml:space="preserve"> </w:t>
+        <w:t xml:space="preserve">3. ПОРЯДОК СДАЧИ И ПРИЕМКИ УСЛУГ </w:t>
+      </w:r>
+    </w:p>
+    <w:p>
+      <w:pPr>
+        <w:pStyle w:val="Normal"/>
+        <w:spacing w:lineRule="auto" w:line="240" w:before="0" w:after="0"/>
+        <w:rPr>
+          <w:sz w:val="24"/>
+          <w:szCs w:val="24"/>
+        </w:rPr>
+      </w:pPr>
+      <w:r>
+        <w:rPr>
+          <w:sz w:val="24"/>
+          <w:szCs w:val="24"/>
+        </w:rPr>
+        <w:t xml:space="preserve">  </w:t>
+      </w:r>
+    </w:p>
+    <w:p>
+      <w:pPr>
+        <w:pStyle w:val="Normal"/>
+        <w:spacing w:lineRule="auto" w:line="240" w:before="0" w:after="0"/>
+        <w:ind w:firstLine="540" w:end="0"/>
+        <w:rPr>
+          <w:sz w:val="24"/>
+          <w:szCs w:val="24"/>
+        </w:rPr>
+      </w:pPr>
+      <w:r>
+        <w:rPr>
+          <w:sz w:val="24"/>
+          <w:szCs w:val="24"/>
+        </w:rPr>
+        <w:t xml:space="preserve">3.1. По факту оказания Услуг Исполнитель представляет Заказчику на подписание Акт приемки-сдачи оказанных услуг в двух экземплярах по форме, согласованной Сторонами. </w:t>
+      </w:r>
+    </w:p>
+    <w:p>
+      <w:pPr>
+        <w:pStyle w:val="Normal"/>
+        <w:spacing w:lineRule="auto" w:line="240" w:before="0" w:after="0"/>
+        <w:ind w:firstLine="540" w:end="0"/>
+        <w:rPr>
+          <w:sz w:val="24"/>
+          <w:szCs w:val="24"/>
+        </w:rPr>
+      </w:pPr>
+      <w:r>
+        <w:rPr>
+          <w:sz w:val="24"/>
+          <w:szCs w:val="24"/>
+        </w:rPr>
+        <w:t xml:space="preserve">3.2. Услуги считаются оказанными с момента подписания Сторонами Акта приемки-сдачи оказанных услуг. </w:t>
+      </w:r>
+    </w:p>
+    <w:p>
+      <w:pPr>
+        <w:pStyle w:val="Normal"/>
+        <w:spacing w:lineRule="auto" w:line="240" w:before="0" w:after="0"/>
+        <w:ind w:firstLine="540" w:end="0"/>
+        <w:rPr>
+          <w:sz w:val="24"/>
+          <w:szCs w:val="24"/>
+        </w:rPr>
+      </w:pPr>
+      <w:r>
+        <w:rPr>
+          <w:sz w:val="24"/>
+          <w:szCs w:val="24"/>
+        </w:rPr>
+        <w:t xml:space="preserve">3.3. Акт об оказании услуг составляется в соответствии с требованиями, предъявляемыми ст. 9 Федерального закона от 06.12.2011 N 402-ФЗ "О бухгалтерском учете" к оформлению первичных учетных документов. </w:t>
+      </w:r>
+    </w:p>
+    <w:p>
+      <w:pPr>
+        <w:pStyle w:val="Normal"/>
+        <w:spacing w:lineRule="auto" w:line="240" w:before="0" w:after="0"/>
+        <w:ind w:firstLine="540" w:end="0"/>
+        <w:rPr>
+          <w:sz w:val="24"/>
+          <w:szCs w:val="24"/>
+        </w:rPr>
+      </w:pPr>
+      <w:r>
+        <w:rPr>
+          <w:sz w:val="24"/>
+          <w:szCs w:val="24"/>
+        </w:rPr>
+        <w:t xml:space="preserve">3.4. Акт приемки-сдачи оказанных услуг Исполнитель составляет и подписывает в двух экземплярах и направляет на подписание Заказчику в срок не позднее 5 (пяти) рабочих дней с момента окончания срока оказания услуг. </w:t>
+      </w:r>
+    </w:p>
+    <w:p>
+      <w:pPr>
+        <w:pStyle w:val="Normal"/>
+        <w:spacing w:lineRule="auto" w:line="240" w:before="0" w:after="0"/>
+        <w:ind w:firstLine="540" w:end="0"/>
+        <w:rPr>
+          <w:sz w:val="24"/>
+          <w:szCs w:val="24"/>
+        </w:rPr>
+      </w:pPr>
+      <w:r>
+        <w:rPr>
+          <w:sz w:val="24"/>
+          <w:szCs w:val="24"/>
+        </w:rPr>
+        <w:t xml:space="preserve">3.5. В течение 5 (пяти) рабочих дней после получения Акта приемки-сдачи оказанных услуг Заказчик обязан подписать его и направить один экземпляр Исполнителю либо при наличии недостатков в качестве оказываемых услуг и (или) в их результате представить Исполнителю мотивированный отказ от его подписания. </w:t>
+      </w:r>
+    </w:p>
+    <w:p>
+      <w:pPr>
+        <w:pStyle w:val="Normal"/>
+        <w:spacing w:lineRule="auto" w:line="240" w:before="0" w:after="0"/>
+        <w:ind w:firstLine="540" w:end="0"/>
+        <w:rPr>
+          <w:sz w:val="24"/>
+          <w:szCs w:val="24"/>
+        </w:rPr>
+      </w:pPr>
+      <w:r>
+        <w:rPr>
+          <w:sz w:val="24"/>
+          <w:szCs w:val="24"/>
+        </w:rPr>
+        <w:t xml:space="preserve">3.6. В случае наличия недостатков в качестве оказываемых услуг и (или) в их результате Заказчик согласно ст. 723 ГК РФ вправе: </w:t>
       </w:r>
     </w:p>
     <w:p>
@@ -610,6 +593,54 @@
           <w:sz w:val="24"/>
           <w:szCs w:val="24"/>
         </w:rPr>
+        <w:t xml:space="preserve">- потребовать безвозмездного устранения Исполнителем таких недостатков в течение 10 (десяти) рабочих дней со дня получения соответствующего требования Заказчика.</w:t>
+      </w:r>
+      <w:r>
+        <w:rPr>
+          <w:sz w:val="24"/>
+          <w:szCs w:val="24"/>
+        </w:rPr>
+        <w:t xml:space="preserve"> </w:t>
+      </w:r>
+    </w:p>
+    <w:p>
+      <w:pPr>
+        <w:pStyle w:val="Normal"/>
+        <w:spacing w:lineRule="auto" w:line="240" w:before="0" w:after="0"/>
+        <w:ind w:firstLine="540" w:end="0"/>
+        <w:rPr/>
+      </w:pPr>
+      <w:r>
+        <w:rPr>
+          <w:b/>
+          <w:bCs/>
+          <w:sz w:val="24"/>
+          <w:szCs w:val="24"/>
+        </w:rPr>
+        <w:t>- потребовать соразмерного уменьшения стоимости услуг Исполнителя.</w:t>
+      </w:r>
+      <w:r>
+        <w:rPr>
+          <w:sz w:val="24"/>
+          <w:szCs w:val="24"/>
+        </w:rPr>
+        <w:t xml:space="preserve"> </w:t>
+      </w:r>
+    </w:p>
+    <w:p>
+      <w:pPr>
+        <w:pStyle w:val="Normal"/>
+        <w:spacing w:lineRule="auto" w:line="240" w:before="0" w:after="0"/>
+        <w:ind w:firstLine="540" w:end="0"/>
+        <w:rPr/>
+      </w:pPr>
+      <w:r>
+        <w:rPr>
+          <w:b/>
+          <w:bCs/>
+          <w:sz w:val="24"/>
+          <w:szCs w:val="24"/>
+        </w:rPr>
         <w:t>- устранить недостатки собственными силами или силами третьих лиц и потребовать от Исполнителя возмещения расходов на устранение.</w:t>
       </w:r>
       <w:r>
@@ -712,6 +743,7 @@
     <w:p>
       <w:pPr>
         <w:pStyle w:val="Normal"/>
+        <w:keepNext/>
         <w:spacing w:lineRule="auto" w:line="240" w:before="0" w:after="0"/>
         <w:jc w:val="center"/>
         <w:rPr>
@@ -721,6 +753,8 @@
       </w:pPr>
       <w:r>
         <w:rPr>
+          <w:b/>
+          <w:bCs/>
           <w:sz w:val="24"/>
           <w:szCs w:val="24"/>
         </w:rPr>
@@ -838,6 +872,7 @@
     <w:p>
       <w:pPr>
         <w:pStyle w:val="Normal"/>
+        <w:keepNext/>
         <w:spacing w:lineRule="auto" w:line="240" w:before="0" w:after="0"/>
         <w:jc w:val="center"/>
         <w:rPr>
@@ -847,6 +882,8 @@
       </w:pPr>
       <w:r>
         <w:rPr>
+          <w:b/>
+          <w:bCs/>
           <w:sz w:val="24"/>
           <w:szCs w:val="24"/>
         </w:rPr>
@@ -962,6 +999,7 @@
     <w:p>
       <w:pPr>
         <w:pStyle w:val="Normal"/>
+        <w:keepNext/>
         <w:spacing w:lineRule="auto" w:line="240" w:before="0" w:after="0"/>
         <w:jc w:val="center"/>
         <w:rPr>
@@ -971,6 +1009,8 @@
       </w:pPr>
       <w:r>
         <w:rPr>
+          <w:b/>
+          <w:bCs/>
           <w:sz w:val="24"/>
           <w:szCs w:val="24"/>
         </w:rPr>
@@ -1086,6 +1126,7 @@
     <w:p>
       <w:pPr>
         <w:pStyle w:val="Normal"/>
+        <w:keepNext/>
         <w:spacing w:lineRule="auto" w:line="240" w:before="0" w:after="0"/>
         <w:jc w:val="center"/>
         <w:rPr>
@@ -1095,6 +1136,8 @@
       </w:pPr>
       <w:r>
         <w:rPr>
+          <w:b/>
+          <w:bCs/>
           <w:sz w:val="24"/>
           <w:szCs w:val="24"/>
         </w:rPr>
@@ -1210,6 +1253,7 @@
     <w:p>
       <w:pPr>
         <w:pStyle w:val="Normal"/>
+        <w:keepNext/>
         <w:spacing w:lineRule="auto" w:line="240" w:before="0" w:after="0"/>
         <w:jc w:val="center"/>
         <w:rPr>
@@ -1219,6 +1263,8 @@
       </w:pPr>
       <w:r>
         <w:rPr>
+          <w:b/>
+          <w:bCs/>
           <w:sz w:val="24"/>
           <w:szCs w:val="24"/>
         </w:rPr>
@@ -1480,6 +1526,7 @@
     <w:p>
       <w:pPr>
         <w:pStyle w:val="Normal"/>
+        <w:keepNext/>
         <w:spacing w:lineRule="auto" w:line="240" w:before="0" w:after="0"/>
         <w:jc w:val="center"/>
         <w:rPr>
@@ -1489,6 +1536,8 @@
       </w:pPr>
       <w:r>
         <w:rPr>
+          <w:b/>
+          <w:bCs/>
           <w:sz w:val="24"/>
           <w:szCs w:val="24"/>
         </w:rPr>
@@ -1604,6 +1653,7 @@
     <w:p>
       <w:pPr>
         <w:pStyle w:val="Normal"/>
+        <w:keepNext/>
         <w:spacing w:lineRule="auto" w:line="240" w:before="0" w:after="0"/>
         <w:jc w:val="center"/>
         <w:rPr>
@@ -1613,6 +1663,8 @@
       </w:pPr>
       <w:r>
         <w:rPr>
+          <w:b/>
+          <w:bCs/>
           <w:sz w:val="24"/>
           <w:szCs w:val="24"/>
         </w:rPr>
@@ -1638,7 +1690,7 @@
     </w:p>
     <w:tbl>
       <w:tblPr>
-        <w:tblW w:type="dxa" w:w="9638"/>
+        <w:tblW w:type="dxa" w:w="9355"/>
         <w:tblBorders>
           <w:top w:val="nil"/>
           <w:left w:val="nil"/>
@@ -1651,19 +1703,24 @@
         <w:tblLook w:firstColumn="1" w:firstRow="1" w:lastColumn="0" w:lastRow="0" w:noHBand="0" w:noVBand="1" w:val="04A0"/>
       </w:tblPr>
       <w:tblGrid>
-        <w:gridCol w:w="4819"/>
-        <w:gridCol w:w="4819"/>
+        <w:gridCol w:w="4678"/>
+        <w:gridCol w:w="4677"/>
       </w:tblGrid>
       <w:tr>
+        <w:trPr>
+          <w:cantSplit/>
+        </w:trPr>
         <w:tc>
           <w:tcPr>
-            <w:tcW w:type="dxa" w:w="4819"/>
+            <w:tcW w:type="dxa" w:w="4678"/>
           </w:tcPr>
           <w:p>
             <w:r>
               <w:rPr>
-                <w:sz w:val="24"/>
-                <w:szCs w:val="24"/>
+                <w:b/>
+                <w:bCs/>
+                <w:sz w:val="22"/>
+                <w:szCs w:val="22"/>
               </w:rPr>
               <w:t xml:space="preserve">Заказчик</w:t>
             </w:r>
@@ -1699,8 +1756,8 @@
             </w:pPr>
             <w:r>
               <w:rPr>
-                <w:sz w:val="24"/>
-                <w:szCs w:val="24"/>
+                <w:sz w:val="22"/>
+                <w:szCs w:val="22"/>
               </w:rPr>
               <w:t xml:space="preserve">Наименование: {{client_name}}</w:t>
             </w:r>
@@ -1736,8 +1793,8 @@
             </w:pPr>
             <w:r>
               <w:rPr>
-                <w:sz w:val="24"/>
-                <w:szCs w:val="24"/>
+                <w:sz w:val="22"/>
+                <w:szCs w:val="22"/>
               </w:rPr>
               <w:t xml:space="preserve">Адрес: {{client_address}}</w:t>
             </w:r>
@@ -1773,8 +1830,8 @@
             </w:pPr>
             <w:r>
               <w:rPr>
-                <w:sz w:val="24"/>
-                <w:szCs w:val="24"/>
+                <w:sz w:val="22"/>
+                <w:szCs w:val="22"/>
               </w:rPr>
               <w:t xml:space="preserve">Тел./факс: {{client_phone}}</w:t>
             </w:r>
@@ -1810,8 +1867,8 @@
             </w:pPr>
             <w:r>
               <w:rPr>
-                <w:sz w:val="24"/>
-                <w:szCs w:val="24"/>
+                <w:sz w:val="22"/>
+                <w:szCs w:val="22"/>
               </w:rPr>
               <w:t xml:space="preserve">Эл. почта: {{client_email}}</w:t>
             </w:r>
@@ -1847,8 +1904,8 @@
             </w:pPr>
             <w:r>
               <w:rPr>
-                <w:sz w:val="24"/>
-                <w:szCs w:val="24"/>
+                <w:sz w:val="22"/>
+                <w:szCs w:val="22"/>
               </w:rPr>
               <w:t xml:space="preserve">ОГРН {{client_ogrn}}</w:t>
             </w:r>
@@ -1884,8 +1941,8 @@
             </w:pPr>
             <w:r>
               <w:rPr>
-                <w:sz w:val="24"/>
-                <w:szCs w:val="24"/>
+                <w:sz w:val="22"/>
+                <w:szCs w:val="22"/>
               </w:rPr>
               <w:t xml:space="preserve">ИНН {{client_inn}}</w:t>
             </w:r>
@@ -1921,8 +1978,8 @@
             </w:pPr>
             <w:r>
               <w:rPr>
-                <w:sz w:val="24"/>
-                <w:szCs w:val="24"/>
+                <w:sz w:val="22"/>
+                <w:szCs w:val="22"/>
               </w:rPr>
               <w:t xml:space="preserve">КПП {{client_kpp}}</w:t>
             </w:r>
@@ -1958,8 +2015,8 @@
             </w:pPr>
             <w:r>
               <w:rPr>
-                <w:sz w:val="24"/>
-                <w:szCs w:val="24"/>
+                <w:sz w:val="22"/>
+                <w:szCs w:val="22"/>
               </w:rPr>
               <w:t xml:space="preserve">Р/с {{client_account}}</w:t>
             </w:r>
@@ -1995,8 +2052,8 @@
             </w:pPr>
             <w:r>
               <w:rPr>
-                <w:sz w:val="24"/>
-                <w:szCs w:val="24"/>
+                <w:sz w:val="22"/>
+                <w:szCs w:val="22"/>
               </w:rPr>
               <w:t xml:space="preserve">в {{client_bank}}</w:t>
             </w:r>
@@ -2032,8 +2089,8 @@
             </w:pPr>
             <w:r>
               <w:rPr>
-                <w:sz w:val="24"/>
-                <w:szCs w:val="24"/>
+                <w:sz w:val="22"/>
+                <w:szCs w:val="22"/>
               </w:rPr>
               <w:t xml:space="preserve">К/с {{client_corr_account}}</w:t>
             </w:r>
@@ -2069,8 +2126,8 @@
             </w:pPr>
             <w:r>
               <w:rPr>
-                <w:sz w:val="24"/>
-                <w:szCs w:val="24"/>
+                <w:sz w:val="22"/>
+                <w:szCs w:val="22"/>
               </w:rPr>
               <w:t xml:space="preserve">БИК {{client_bic}}</w:t>
             </w:r>
@@ -2106,8 +2163,8 @@
             </w:pPr>
             <w:r>
               <w:rPr>
-                <w:sz w:val="24"/>
-                <w:szCs w:val="24"/>
+                <w:sz w:val="22"/>
+                <w:szCs w:val="22"/>
               </w:rPr>
               <w:t xml:space="preserve"/>
             </w:r>
@@ -2143,8 +2200,8 @@
             </w:pPr>
             <w:r>
               <w:rPr>
-                <w:sz w:val="24"/>
-                <w:szCs w:val="24"/>
+                <w:sz w:val="22"/>
+                <w:szCs w:val="22"/>
               </w:rPr>
               <w:t xml:space="preserve">От имени Заказчика</w:t>
             </w:r>
@@ -2180,10 +2237,10 @@
             </w:pPr>
             <w:r>
               <w:rPr>
-                <w:sz w:val="24"/>
-                <w:szCs w:val="24"/>
-              </w:rPr>
-              <w:t xml:space="preserve">____________________ ({{client_director}})</w:t>
+                <w:sz w:val="22"/>
+                <w:szCs w:val="22"/>
+              </w:rPr>
+              <w:t xml:space="preserve">______________ ({{client_director}})</w:t>
             </w:r>
           </w:p>
           <w:p>
@@ -2217,8 +2274,8 @@
             </w:pPr>
             <w:r>
               <w:rPr>
-                <w:sz w:val="24"/>
-                <w:szCs w:val="24"/>
+                <w:sz w:val="22"/>
+                <w:szCs w:val="22"/>
               </w:rPr>
               <w:t xml:space="preserve">М.П.</w:t>
             </w:r>
@@ -2226,13 +2283,15 @@
         </w:tc>
         <w:tc>
           <w:tcPr>
-            <w:tcW w:type="dxa" w:w="4819"/>
+            <w:tcW w:type="dxa" w:w="4677"/>
           </w:tcPr>
           <w:p>
             <w:r>
               <w:rPr>
-                <w:sz w:val="24"/>
-                <w:szCs w:val="24"/>
+                <w:b/>
+                <w:bCs/>
+                <w:sz w:val="22"/>
+                <w:szCs w:val="22"/>
               </w:rPr>
               <w:t xml:space="preserve">Исполнитель</w:t>
             </w:r>
@@ -2268,8 +2327,8 @@
             </w:pPr>
             <w:r>
               <w:rPr>
-                <w:sz w:val="24"/>
-                <w:szCs w:val="24"/>
+                <w:sz w:val="22"/>
+                <w:szCs w:val="22"/>
               </w:rPr>
               <w:t xml:space="preserve">Наименование: {{seller_name}}</w:t>
             </w:r>
@@ -2305,8 +2364,8 @@
             </w:pPr>
             <w:r>
               <w:rPr>
-                <w:sz w:val="24"/>
-                <w:szCs w:val="24"/>
+                <w:sz w:val="22"/>
+                <w:szCs w:val="22"/>
               </w:rPr>
               <w:t xml:space="preserve">Адрес: {{seller_address}}</w:t>
             </w:r>
@@ -2342,8 +2401,8 @@
             </w:pPr>
             <w:r>
               <w:rPr>
-                <w:sz w:val="24"/>
-                <w:szCs w:val="24"/>
+                <w:sz w:val="22"/>
+                <w:szCs w:val="22"/>
               </w:rPr>
               <w:t xml:space="preserve">Тел./факс: {{seller_phone}}</w:t>
             </w:r>
@@ -2379,8 +2438,8 @@
             </w:pPr>
             <w:r>
               <w:rPr>
-                <w:sz w:val="24"/>
-                <w:szCs w:val="24"/>
+                <w:sz w:val="22"/>
+                <w:szCs w:val="22"/>
               </w:rPr>
               <w:t xml:space="preserve">Эл. почта: {{seller_email}}</w:t>
             </w:r>
@@ -2416,8 +2475,8 @@
             </w:pPr>
             <w:r>
               <w:rPr>
-                <w:sz w:val="24"/>
-                <w:szCs w:val="24"/>
+                <w:sz w:val="22"/>
+                <w:szCs w:val="22"/>
               </w:rPr>
               <w:t xml:space="preserve">ОГРН {{seller_ogrn}}</w:t>
             </w:r>
@@ -2453,8 +2512,8 @@
             </w:pPr>
             <w:r>
               <w:rPr>
-                <w:sz w:val="24"/>
-                <w:szCs w:val="24"/>
+                <w:sz w:val="22"/>
+                <w:szCs w:val="22"/>
               </w:rPr>
               <w:t xml:space="preserve">ИНН {{seller_inn}}</w:t>
             </w:r>
@@ -2490,8 +2549,8 @@
             </w:pPr>
             <w:r>
               <w:rPr>
-                <w:sz w:val="24"/>
-                <w:szCs w:val="24"/>
+                <w:sz w:val="22"/>
+                <w:szCs w:val="22"/>
               </w:rPr>
               <w:t xml:space="preserve">КПП {{seller_kpp}}</w:t>
             </w:r>
@@ -2527,8 +2586,8 @@
             </w:pPr>
             <w:r>
               <w:rPr>
-                <w:sz w:val="24"/>
-                <w:szCs w:val="24"/>
+                <w:sz w:val="22"/>
+                <w:szCs w:val="22"/>
               </w:rPr>
               <w:t xml:space="preserve">Р/с {{seller_account}}</w:t>
             </w:r>
@@ -2564,8 +2623,8 @@
             </w:pPr>
             <w:r>
               <w:rPr>
-                <w:sz w:val="24"/>
-                <w:szCs w:val="24"/>
+                <w:sz w:val="22"/>
+                <w:szCs w:val="22"/>
               </w:rPr>
               <w:t xml:space="preserve">в {{seller_bank}}</w:t>
             </w:r>
@@ -2601,8 +2660,8 @@
             </w:pPr>
             <w:r>
               <w:rPr>
-                <w:sz w:val="24"/>
-                <w:szCs w:val="24"/>
+                <w:sz w:val="22"/>
+                <w:szCs w:val="22"/>
               </w:rPr>
               <w:t xml:space="preserve">К/с {{seller_corr_account}}</w:t>
             </w:r>
@@ -2638,8 +2697,8 @@
             </w:pPr>
             <w:r>
               <w:rPr>
-                <w:sz w:val="24"/>
-                <w:szCs w:val="24"/>
+                <w:sz w:val="22"/>
+                <w:szCs w:val="22"/>
               </w:rPr>
               <w:t xml:space="preserve">БИК {{seller_bic}}</w:t>
             </w:r>
@@ -2675,8 +2734,8 @@
             </w:pPr>
             <w:r>
               <w:rPr>
-                <w:sz w:val="24"/>
-                <w:szCs w:val="24"/>
+                <w:sz w:val="22"/>
+                <w:szCs w:val="22"/>
               </w:rPr>
               <w:t xml:space="preserve"/>
             </w:r>
@@ -2712,8 +2771,8 @@
             </w:pPr>
             <w:r>
               <w:rPr>
-                <w:sz w:val="24"/>
-                <w:szCs w:val="24"/>
+                <w:sz w:val="22"/>
+                <w:szCs w:val="22"/>
               </w:rPr>
               <w:t xml:space="preserve">От имени Исполнителя</w:t>
             </w:r>
@@ -2749,10 +2808,10 @@
             </w:pPr>
             <w:r>
               <w:rPr>
-                <w:sz w:val="24"/>
-                <w:szCs w:val="24"/>
-              </w:rPr>
-              <w:t xml:space="preserve">____________________ ({{seller_director}})</w:t>
+                <w:sz w:val="22"/>
+                <w:szCs w:val="22"/>
+              </w:rPr>
+              <w:t xml:space="preserve">______________ ({{seller_director}})</w:t>
             </w:r>
           </w:p>
           <w:p>
@@ -2786,8 +2845,8 @@
             </w:pPr>
             <w:r>
               <w:rPr>
-                <w:sz w:val="24"/>
-                <w:szCs w:val="24"/>
+                <w:sz w:val="22"/>
+                <w:szCs w:val="22"/>
               </w:rPr>
               <w:t xml:space="preserve">М.П.</w:t>
             </w:r>
@@ -2798,10 +2857,10 @@
     <w:p>
       <w:pPr>
         <w:pStyle w:val="Normal"/>
-        <w:spacing w:before="0" w:after="200"/>
-        <w:rPr>
-          <w:sz w:val="24"/>
-          <w:szCs w:val="24"/>
+        <w:spacing w:before="0" w:after="0" w:line="240" w:lineRule="auto"/>
+        <w:rPr>
+          <w:sz w:val="2"/>
+          <w:szCs w:val="2"/>
         </w:rPr>
       </w:pPr>
       <w:r>
@@ -2814,7 +2873,7 @@
     <w:sectPr>
       <w:type w:val="nextPage"/>
       <w:pgSz w:w="11906" w:h="16838"/>
-      <w:pgMar w:left="1560" w:right="849" w:gutter="0" w:header="0" w:top="993" w:footer="0" w:bottom="284"/>
+      <w:pgMar w:left="1701" w:right="850" w:gutter="0" w:header="0" w:top="1134" w:footer="0" w:bottom="1134"/>
       <w:pgNumType w:fmt="decimal"/>
       <w:formProt w:val="false"/>
       <w:textDirection w:val="lrTb"/>
@@ -2829,7 +2888,7 @@
   <w:docDefaults>
     <w:rPrDefault>
       <w:rPr>
-        <w:rFonts w:ascii="Liberation Serif" w:hAnsi="Liberation Serif" w:eastAsia="WenQuanYi Zen Hei" w:cs="FreeSans"/>
+        <w:rFonts w:ascii="Times New Roman" w:hAnsi="Times New Roman" w:eastAsia="Times New Roman" w:cs="Times New Roman"/>
         <w:sz w:val="24"/>
         <w:szCs w:val="24"/>
         <w:lang w:val="en-US" w:eastAsia="zh-CN" w:bidi="hi-IN"/>
@@ -2851,10 +2910,10 @@
       <w:jc w:val="both"/>
     </w:pPr>
     <w:rPr>
-      <w:rFonts w:ascii="Times New Roman;Times New Roman" w:hAnsi="Times New Roman;Times New Roman" w:eastAsia="Times New Roman;Times New Roman" w:cs="Times New Roman;Times New Roman"/>
+      <w:rFonts w:ascii="Times New Roman" w:hAnsi="Times New Roman" w:eastAsia="Times New Roman" w:cs="Times New Roman"/>
       <w:color w:val="auto"/>
-      <w:sz w:val="28"/>
-      <w:szCs w:val="20"/>
+      <w:sz w:val="24"/>
+      <w:szCs w:val="24"/>
       <w:lang w:val="ru-RU" w:bidi="ar-SA" w:eastAsia="zh-CN"/>
     </w:rPr>
   </w:style>
@@ -2862,35 +2921,35 @@
     <w:name w:val="WW8Num1z0"/>
     <w:qFormat/>
     <w:rPr>
-      <w:rFonts w:cs="Times New Roman;Times New Roman"/>
+      <w:rFonts w:cs="Times New Roman" w:ascii="Times New Roman" w:hAnsi="Times New Roman" w:eastAsia="Times New Roman"/>
     </w:rPr>
   </w:style>
   <w:style w:type="character" w:styleId="WW8Num2z0">
     <w:name w:val="WW8Num2z0"/>
     <w:qFormat/>
     <w:rPr>
-      <w:rFonts w:cs="Times New Roman;Times New Roman"/>
+      <w:rFonts w:cs="Times New Roman" w:ascii="Times New Roman" w:hAnsi="Times New Roman" w:eastAsia="Times New Roman"/>
     </w:rPr>
   </w:style>
   <w:style w:type="character" w:styleId="WW8Num3z0">
     <w:name w:val="WW8Num3z0"/>
     <w:qFormat/>
     <w:rPr>
-      <w:rFonts w:cs="Times New Roman;Times New Roman"/>
+      <w:rFonts w:cs="Times New Roman" w:ascii="Times New Roman" w:hAnsi="Times New Roman" w:eastAsia="Times New Roman"/>
     </w:rPr>
   </w:style>
   <w:style w:type="character" w:styleId="WW8Num4z0">
     <w:name w:val="WW8Num4z0"/>
     <w:qFormat/>
     <w:rPr>
-      <w:rFonts w:cs="Times New Roman;Times New Roman"/>
+      <w:rFonts w:cs="Times New Roman" w:ascii="Times New Roman" w:hAnsi="Times New Roman" w:eastAsia="Times New Roman"/>
     </w:rPr>
   </w:style>
   <w:style w:type="character" w:styleId="WW8Num5z0">
     <w:name w:val="WW8Num5z0"/>
     <w:qFormat/>
     <w:rPr>
-      <w:rFonts w:cs="Times New Roman;Times New Roman"/>
+      <w:rFonts w:cs="Times New Roman" w:ascii="Times New Roman" w:hAnsi="Times New Roman" w:eastAsia="Times New Roman"/>
     </w:rPr>
   </w:style>
   <w:style w:type="character" w:styleId="Style14">
@@ -2902,7 +2961,7 @@
     <w:name w:val="Верхний колонтитул Знак"/>
     <w:qFormat/>
     <w:rPr>
-      <w:rFonts w:cs="Times New Roman;Times New Roman"/>
+      <w:rFonts w:cs="Times New Roman" w:ascii="Times New Roman" w:hAnsi="Times New Roman" w:eastAsia="Times New Roman"/>
       <w:sz w:val="24"/>
     </w:rPr>
   </w:style>
@@ -2910,7 +2969,7 @@
     <w:name w:val="Нижний колонтитул Знак"/>
     <w:qFormat/>
     <w:rPr>
-      <w:rFonts w:cs="Times New Roman;Times New Roman"/>
+      <w:rFonts w:cs="Times New Roman" w:ascii="Times New Roman" w:hAnsi="Times New Roman" w:eastAsia="Times New Roman"/>
       <w:sz w:val="24"/>
     </w:rPr>
   </w:style>
@@ -2925,7 +2984,7 @@
     <w:name w:val="Стандартный HTML Знак"/>
     <w:qFormat/>
     <w:rPr>
-      <w:rFonts w:ascii="Courier New" w:hAnsi="Courier New" w:cs="Courier New"/>
+      <w:rFonts w:ascii="Times New Roman" w:hAnsi="Times New Roman" w:cs="Times New Roman" w:eastAsia="Times New Roman"/>
     </w:rPr>
   </w:style>
   <w:style w:type="paragraph" w:styleId="Heading">
@@ -2938,7 +2997,7 @@
       <w:spacing w:before="240" w:after="120"/>
     </w:pPr>
     <w:rPr>
-      <w:rFonts w:ascii="Liberation Sans" w:hAnsi="Liberation Sans" w:eastAsia="WenQuanYi Zen Hei" w:cs="FreeSans"/>
+      <w:rFonts w:ascii="Times New Roman" w:hAnsi="Times New Roman" w:eastAsia="Times New Roman" w:cs="Times New Roman"/>
       <w:sz w:val="28"/>
       <w:szCs w:val="28"/>
     </w:rPr>
@@ -2956,7 +3015,7 @@
     <w:basedOn w:val="BodyText"/>
     <w:pPr/>
     <w:rPr>
-      <w:rFonts w:cs="FreeSans"/>
+      <w:rFonts w:cs="Times New Roman" w:ascii="Times New Roman" w:hAnsi="Times New Roman" w:eastAsia="Times New Roman"/>
     </w:rPr>
   </w:style>
   <w:style w:type="paragraph" w:styleId="Caption">
@@ -2968,7 +3027,7 @@
       <w:spacing w:before="120" w:after="120"/>
     </w:pPr>
     <w:rPr>
-      <w:rFonts w:cs="FreeSans"/>
+      <w:rFonts w:cs="Times New Roman" w:ascii="Times New Roman" w:hAnsi="Times New Roman" w:eastAsia="Times New Roman"/>
       <w:i/>
       <w:iCs/>
       <w:sz w:val="24"/>
@@ -2983,7 +3042,7 @@
       <w:suppressLineNumbers/>
     </w:pPr>
     <w:rPr>
-      <w:rFonts w:cs="FreeSans"/>
+      <w:rFonts w:cs="Times New Roman" w:ascii="Times New Roman" w:hAnsi="Times New Roman" w:eastAsia="Times New Roman"/>
     </w:rPr>
   </w:style>
   <w:style w:type="paragraph" w:styleId="ConsNormal">
@@ -2996,7 +3055,7 @@
       <w:jc w:val="both"/>
     </w:pPr>
     <w:rPr>
-      <w:rFonts w:ascii="Courier New" w:hAnsi="Courier New" w:eastAsia="Times New Roman;Times New Roman" w:cs="Courier New"/>
+      <w:rFonts w:ascii="Times New Roman" w:hAnsi="Times New Roman" w:eastAsia="Times New Roman" w:cs="Times New Roman"/>
       <w:color w:val="auto"/>
       <w:sz w:val="20"/>
       <w:szCs w:val="20"/>
@@ -3051,7 +3110,7 @@
       <w:jc w:val="both"/>
     </w:pPr>
     <w:rPr>
-      <w:rFonts w:ascii="Times New Roman;Times New Roman" w:hAnsi="Times New Roman;Times New Roman" w:eastAsia="Times New Roman;Times New Roman" w:cs="Times New Roman;Times New Roman"/>
+      <w:rFonts w:ascii="Times New Roman" w:hAnsi="Times New Roman" w:eastAsia="Times New Roman" w:cs="Times New Roman"/>
       <w:color w:val="auto"/>
       <w:sz w:val="24"/>
       <w:szCs w:val="24"/>
@@ -3095,7 +3154,7 @@
       <w:jc w:val="start"/>
     </w:pPr>
     <w:rPr>
-      <w:rFonts w:ascii="Courier New" w:hAnsi="Courier New" w:cs="Courier New"/>
+      <w:rFonts w:ascii="Times New Roman" w:hAnsi="Times New Roman" w:cs="Times New Roman" w:eastAsia="Times New Roman"/>
       <w:sz w:val="20"/>
     </w:rPr>
   </w:style>
@@ -3165,12 +3224,12 @@
     </a:clrScheme>
     <a:fontScheme name="Office">
       <a:majorFont>
-        <a:latin typeface="Arial" pitchFamily="0" charset="1"/>
+        <a:latin typeface="Times New Roman" pitchFamily="0" charset="1"/>
         <a:ea typeface="DejaVu Sans" pitchFamily="0" charset="1"/>
         <a:cs typeface="DejaVu Sans" pitchFamily="0" charset="1"/>
       </a:majorFont>
       <a:minorFont>
-        <a:latin typeface="Arial" pitchFamily="0" charset="1"/>
+        <a:latin typeface="Times New Roman" pitchFamily="0" charset="1"/>
         <a:ea typeface="DejaVu Sans" pitchFamily="0" charset="1"/>
         <a:cs typeface="DejaVu Sans" pitchFamily="0" charset="1"/>
       </a:minorFont>

--- a/core/src/core/usecases/documents/builtin/blanks/contract-typical.docx
+++ b/core/src/core/usecases/documents/builtin/blanks/contract-typical.docx
@@ -121,7 +121,7 @@
           <w:sz w:val="24"/>
           <w:szCs w:val="24"/>
         </w:rPr>
-        <w:t xml:space="preserve">{{client_name}} (далее — "Заказчик"), от имени которого действует {{client_director}} на основании {{client_basis}}, с одной стороны, и {{seller_name}} (далее — "Исполнитель"), от имени которого действует {{seller_director}} на основании {{seller_basis}}, с другой стороны, именуемые вместе "Стороны", а по отдельности — "Сторона", заключили настоящий договор (далее — Договор) о нижеследующем.</w:t>
+        <w:t xml:space="preserve">{{client_name}} (далее — "Заказчик")[[, от имени которого действует {{client_director}} на основании {{client_basis}}]], с одной стороны, и {{seller_name}} (далее — "Исполнитель")[[, от имени которого действует {{seller_director}} на основании {{seller_basis}}]], с другой стороны, именуемые вместе "Стороны", а по отдельности — "Сторона", заключили настоящий договор (далее — Договор) о нижеследующем.</w:t>
       </w:r>
     </w:p>
     <w:p>
@@ -793,7 +793,7 @@
           <w:sz w:val="24"/>
           <w:szCs w:val="24"/>
         </w:rPr>
-        <w:t xml:space="preserve">4.1. Общая стоимость Услуг составляет {{total|rub}} ({{total|rub_words}}) руб. {{total|kop}} коп., {{vat}}. </w:t>
+        <w:t xml:space="preserve">4.1. Общая стоимость Услуг составляет {{total|rub}} ({{total|rub_words}}) руб. {{total|kop}} коп.[[, {{vat}}]]. </w:t>
       </w:r>
     </w:p>
     <w:p>
@@ -1630,7 +1630,7 @@
           <w:sz w:val="24"/>
           <w:szCs w:val="24"/>
         </w:rPr>
-        <w:t xml:space="preserve">9.4. Приложения к Договору: {{attachments}}.</w:t>
+        <w:t xml:space="preserve">[[9.4. Приложения к Договору: {{attachments}}.]]</w:t>
       </w:r>
     </w:p>
     <w:p>
@@ -1796,7 +1796,7 @@
                 <w:sz w:val="22"/>
                 <w:szCs w:val="22"/>
               </w:rPr>
-              <w:t xml:space="preserve">Адрес: {{client_address}}</w:t>
+              <w:t xml:space="preserve">[[Адрес: {{client_address}}]]</w:t>
             </w:r>
           </w:p>
           <w:p>
@@ -1833,7 +1833,7 @@
                 <w:sz w:val="22"/>
                 <w:szCs w:val="22"/>
               </w:rPr>
-              <w:t xml:space="preserve">Тел./факс: {{client_phone}}</w:t>
+              <w:t xml:space="preserve">[[Тел./факс: {{client_phone}}]]</w:t>
             </w:r>
           </w:p>
           <w:p>
@@ -1870,7 +1870,7 @@
                 <w:sz w:val="22"/>
                 <w:szCs w:val="22"/>
               </w:rPr>
-              <w:t xml:space="preserve">Эл. почта: {{client_email}}</w:t>
+              <w:t xml:space="preserve">[[Эл. почта: {{client_email}}]]</w:t>
             </w:r>
           </w:p>
           <w:p>
@@ -1907,7 +1907,7 @@
                 <w:sz w:val="22"/>
                 <w:szCs w:val="22"/>
               </w:rPr>
-              <w:t xml:space="preserve">ОГРН {{client_ogrn}}</w:t>
+              <w:t xml:space="preserve">[[ОГРН {{client_ogrn}}]]</w:t>
             </w:r>
           </w:p>
           <w:p>
@@ -1981,7 +1981,7 @@
                 <w:sz w:val="22"/>
                 <w:szCs w:val="22"/>
               </w:rPr>
-              <w:t xml:space="preserve">КПП {{client_kpp}}</w:t>
+              <w:t xml:space="preserve">[[КПП {{client_kpp}}]]</w:t>
             </w:r>
           </w:p>
           <w:p>
@@ -2018,7 +2018,7 @@
                 <w:sz w:val="22"/>
                 <w:szCs w:val="22"/>
               </w:rPr>
-              <w:t xml:space="preserve">Р/с {{client_account}}</w:t>
+              <w:t xml:space="preserve">[[Р/с {{client_account}}]]</w:t>
             </w:r>
           </w:p>
           <w:p>
@@ -2055,7 +2055,7 @@
                 <w:sz w:val="22"/>
                 <w:szCs w:val="22"/>
               </w:rPr>
-              <w:t xml:space="preserve">в {{client_bank}}</w:t>
+              <w:t xml:space="preserve">[[в {{client_bank}}]]</w:t>
             </w:r>
           </w:p>
           <w:p>
@@ -2092,7 +2092,7 @@
                 <w:sz w:val="22"/>
                 <w:szCs w:val="22"/>
               </w:rPr>
-              <w:t xml:space="preserve">К/с {{client_corr_account}}</w:t>
+              <w:t xml:space="preserve">[[К/с {{client_corr_account}}]]</w:t>
             </w:r>
           </w:p>
           <w:p>
@@ -2129,7 +2129,7 @@
                 <w:sz w:val="22"/>
                 <w:szCs w:val="22"/>
               </w:rPr>
-              <w:t xml:space="preserve">БИК {{client_bic}}</w:t>
+              <w:t xml:space="preserve">[[БИК {{client_bic}}]]</w:t>
             </w:r>
           </w:p>
           <w:p>
@@ -2367,7 +2367,7 @@
                 <w:sz w:val="22"/>
                 <w:szCs w:val="22"/>
               </w:rPr>
-              <w:t xml:space="preserve">Адрес: {{seller_address}}</w:t>
+              <w:t xml:space="preserve">[[Адрес: {{seller_address}}]]</w:t>
             </w:r>
           </w:p>
           <w:p>
@@ -2404,7 +2404,7 @@
                 <w:sz w:val="22"/>
                 <w:szCs w:val="22"/>
               </w:rPr>
-              <w:t xml:space="preserve">Тел./факс: {{seller_phone}}</w:t>
+              <w:t xml:space="preserve">[[Тел./факс: {{seller_phone}}]]</w:t>
             </w:r>
           </w:p>
           <w:p>
@@ -2441,7 +2441,7 @@
                 <w:sz w:val="22"/>
                 <w:szCs w:val="22"/>
               </w:rPr>
-              <w:t xml:space="preserve">Эл. почта: {{seller_email}}</w:t>
+              <w:t xml:space="preserve">[[Эл. почта: {{seller_email}}]]</w:t>
             </w:r>
           </w:p>
           <w:p>
@@ -2478,7 +2478,7 @@
                 <w:sz w:val="22"/>
                 <w:szCs w:val="22"/>
               </w:rPr>
-              <w:t xml:space="preserve">ОГРН {{seller_ogrn}}</w:t>
+              <w:t xml:space="preserve">[[ОГРН {{seller_ogrn}}]]</w:t>
             </w:r>
           </w:p>
           <w:p>
@@ -2552,7 +2552,7 @@
                 <w:sz w:val="22"/>
                 <w:szCs w:val="22"/>
               </w:rPr>
-              <w:t xml:space="preserve">КПП {{seller_kpp}}</w:t>
+              <w:t xml:space="preserve">[[КПП {{seller_kpp}}]]</w:t>
             </w:r>
           </w:p>
           <w:p>
@@ -2589,7 +2589,7 @@
                 <w:sz w:val="22"/>
                 <w:szCs w:val="22"/>
               </w:rPr>
-              <w:t xml:space="preserve">Р/с {{seller_account}}</w:t>
+              <w:t xml:space="preserve">[[Р/с {{seller_account}}]]</w:t>
             </w:r>
           </w:p>
           <w:p>
@@ -2626,7 +2626,7 @@
                 <w:sz w:val="22"/>
                 <w:szCs w:val="22"/>
               </w:rPr>
-              <w:t xml:space="preserve">в {{seller_bank}}</w:t>
+              <w:t xml:space="preserve">[[в {{seller_bank}}]]</w:t>
             </w:r>
           </w:p>
           <w:p>
@@ -2663,7 +2663,7 @@
                 <w:sz w:val="22"/>
                 <w:szCs w:val="22"/>
               </w:rPr>
-              <w:t xml:space="preserve">К/с {{seller_corr_account}}</w:t>
+              <w:t xml:space="preserve">[[К/с {{seller_corr_account}}]]</w:t>
             </w:r>
           </w:p>
           <w:p>
@@ -2700,7 +2700,7 @@
                 <w:sz w:val="22"/>
                 <w:szCs w:val="22"/>
               </w:rPr>
-              <w:t xml:space="preserve">БИК {{seller_bic}}</w:t>
+              <w:t xml:space="preserve">[[БИК {{seller_bic}}]]</w:t>
             </w:r>
           </w:p>
           <w:p>
